--- a/src/OpenXmlHtml.Tests/WordListStyleTests.MixedListTypes.Net.verified.docx
+++ b/src/OpenXmlHtml.Tests/WordListStyleTests.MixedListTypes.Net.verified.docx
@@ -234,9 +234,15 @@
   </abstractNum>
   <num xmlns:p2="http://schemas.openxmlformats.org/wordprocessingml/2006/main" p2:numId="2">
     <p2:abstractNumId p2:val="1"/>
+    <p2:lvlOverride p2:ilvl="0">
+      <p2:startOverride p2:val="1"/>
+    </p2:lvlOverride>
   </num>
   <num xmlns:p2="http://schemas.openxmlformats.org/wordprocessingml/2006/main" p2:numId="4">
     <p2:abstractNumId p2:val="0"/>
+    <p2:lvlOverride p2:ilvl="1">
+      <p2:startOverride p2:val="1"/>
+    </p2:lvlOverride>
   </num>
 </numbering>
 </file>
--- a/src/OpenXmlHtml.Tests/WordListStyleTests.MixedListTypes.Net.verified.docx
+++ b/src/OpenXmlHtml.Tests/WordListStyleTests.MixedListTypes.Net.verified.docx
@@ -12,7 +12,7 @@
         <w:contextualSpacing/>
       </w:pPr>
       <w:r>
-        <w:t xml:space="preserve">Roman numeral </w:t>
+        <w:t xml:space="preserve">Roman numeral</w:t>
       </w:r>
     </w:p>
     <w:p>

--- a/src/OpenXmlHtml.Tests/WordListStyleTests.MixedListTypes.Net.verified.docx
+++ b/src/OpenXmlHtml.Tests/WordListStyleTests.MixedListTypes.Net.verified.docx
@@ -12,7 +12,7 @@
         <w:contextualSpacing/>
       </w:pPr>
       <w:r>
-        <w:t xml:space="preserve">Roman numeral</w:t>
+        <w:t xml:space="preserve">Roman numeral </w:t>
       </w:r>
     </w:p>
     <w:p>
